--- a/docs/Rover Software - Organiser Guide.docx
+++ b/docs/Rover Software - Organiser Guide.docx
@@ -38,7 +38,7 @@
         <w:rPr>
           <w:color w:val="5B6867"/>
         </w:rPr>
-        <w:t xml:space="preserve">Version 1.1, 17 October 2026.</w:t>
+        <w:t xml:space="preserve">Version 1.2, 17 October 2026.</w:t>
       </w:r>
     </w:p>
     <w:p>
@@ -1485,7 +1485,7 @@
         <w:sz w:val="16"/>
         <w:szCs w:val="16"/>
       </w:rPr>
-      <w:t xml:space="preserve">Rover Software — Organiser Guide  ·  version 1.1  ·  page </w:t>
+      <w:t xml:space="preserve">Rover Software — Organiser Guide  ·  version 1.2  ·  page </w:t>
     </w:r>
     <w:r>
       <w:rPr>
